--- a/dokumentacja/DZW-GrA_v1 - mPaństwo.docx
+++ b/dokumentacja/DZW-GrA_v1 - mPaństwo.docx
@@ -221,7 +221,6 @@
         <w:trPr>
           <w:trHeight w:val="1023" w:hRule="auto"/>
           <w:jc w:val="left"/>
-          <w:cantSplit w:val="1"/>
         </w:trPr>
         <w:tc>
           <w:tcPr>
@@ -424,7 +423,6 @@
         <w:trPr>
           <w:trHeight w:val="358" w:hRule="auto"/>
           <w:jc w:val="left"/>
-          <w:cantSplit w:val="1"/>
         </w:trPr>
         <w:tc>
           <w:tcPr>
@@ -599,7 +597,6 @@
         <w:trPr>
           <w:trHeight w:val="336" w:hRule="auto"/>
           <w:jc w:val="left"/>
-          <w:cantSplit w:val="1"/>
         </w:trPr>
         <w:tc>
           <w:tcPr>
@@ -1358,7 +1355,18 @@
           <w:sz w:val="20"/>
           <w:shd w:fill="auto" w:val="clear"/>
         </w:rPr>
-        <w:t xml:space="preserve"> w szczególno</w:t>
+        <w:t xml:space="preserve"> w szczeg</w:t>
+      </w:r>
+      <w:r>
+        <w:rPr>
+          <w:rFonts w:ascii="Arial" w:hAnsi="Arial" w:cs="Arial" w:eastAsia="Arial"/>
+          <w:color w:val="auto"/>
+          <w:spacing w:val="0"/>
+          <w:position w:val="0"/>
+          <w:sz w:val="20"/>
+          <w:shd w:fill="auto" w:val="clear"/>
+        </w:rPr>
+        <w:t xml:space="preserve">ólno</w:t>
       </w:r>
       <w:r>
         <w:rPr>
@@ -1733,18 +1741,18 @@
           <w:sz w:val="20"/>
           <w:shd w:fill="auto" w:val="clear"/>
         </w:rPr>
-        <w:t xml:space="preserve">ń czy statystyk. Obecne rozwiązania nie oferują interaktywnych wykres</w:t>
-      </w:r>
-      <w:r>
-        <w:rPr>
-          <w:rFonts w:ascii="Arial" w:hAnsi="Arial" w:cs="Arial" w:eastAsia="Arial"/>
-          <w:color w:val="auto"/>
-          <w:spacing w:val="0"/>
-          <w:position w:val="0"/>
-          <w:sz w:val="20"/>
-          <w:shd w:fill="auto" w:val="clear"/>
-        </w:rPr>
-        <w:t xml:space="preserve">ów, zestawie</w:t>
+        <w:t xml:space="preserve">ń czy statystyk. Obecne rozwiązania nie oferują interaktywnych</w:t>
+      </w:r>
+      <w:r>
+        <w:rPr>
+          <w:rFonts w:ascii="Arial" w:hAnsi="Arial" w:cs="Arial" w:eastAsia="Arial"/>
+          <w:color w:val="auto"/>
+          <w:spacing w:val="0"/>
+          <w:position w:val="0"/>
+          <w:sz w:val="20"/>
+          <w:shd w:fill="auto" w:val="clear"/>
+        </w:rPr>
+        <w:t xml:space="preserve">, zestawie</w:t>
       </w:r>
       <w:r>
         <w:rPr>
@@ -5733,7 +5741,19 @@
           <w:sz w:val="20"/>
           <w:shd w:fill="auto" w:val="clear"/>
         </w:rPr>
-        <w:t xml:space="preserve">10 osób).</w:t>
+        <w:t xml:space="preserve">10 os</w:t>
+      </w:r>
+      <w:r>
+        <w:rPr>
+          <w:rFonts w:ascii="Arial" w:hAnsi="Arial" w:cs="Arial" w:eastAsia="Arial"/>
+          <w:i/>
+          <w:color w:val="auto"/>
+          <w:spacing w:val="0"/>
+          <w:position w:val="0"/>
+          <w:sz w:val="20"/>
+          <w:shd w:fill="auto" w:val="clear"/>
+        </w:rPr>
+        <w:t xml:space="preserve">ób).</w:t>
       </w:r>
     </w:p>
     <w:p>
@@ -9675,36 +9695,6 @@
           <w:shd w:fill="auto" w:val="clear"/>
         </w:rPr>
         <w:t xml:space="preserve">Tailwind CSS lub Material UI,</w:t>
-      </w:r>
-    </w:p>
-    <w:p>
-      <w:pPr>
-        <w:numPr>
-          <w:ilvl w:val="0"/>
-          <w:numId w:val="81"/>
-        </w:numPr>
-        <w:spacing w:before="240" w:after="0" w:line="240"/>
-        <w:ind w:right="227" w:left="947" w:hanging="360"/>
-        <w:jc w:val="both"/>
-        <w:rPr>
-          <w:rFonts w:ascii="Arial" w:hAnsi="Arial" w:cs="Arial" w:eastAsia="Arial"/>
-          <w:color w:val="auto"/>
-          <w:spacing w:val="0"/>
-          <w:position w:val="0"/>
-          <w:sz w:val="20"/>
-          <w:shd w:fill="auto" w:val="clear"/>
-        </w:rPr>
-      </w:pPr>
-      <w:r>
-        <w:rPr>
-          <w:rFonts w:ascii="Arial" w:hAnsi="Arial" w:cs="Arial" w:eastAsia="Arial"/>
-          <w:color w:val="auto"/>
-          <w:spacing w:val="0"/>
-          <w:position w:val="0"/>
-          <w:sz w:val="20"/>
-          <w:shd w:fill="auto" w:val="clear"/>
-        </w:rPr>
-        <w:t xml:space="preserve">Biblioteki do wizualizacji danych (Chart.js / Recharts),</w:t>
       </w:r>
     </w:p>
     <w:p>

--- a/dokumentacja/DZW-GrA_v1 - mPaństwo.docx
+++ b/dokumentacja/DZW-GrA_v1 - mPaństwo.docx
@@ -1355,18 +1355,7 @@
           <w:sz w:val="20"/>
           <w:shd w:fill="auto" w:val="clear"/>
         </w:rPr>
-        <w:t xml:space="preserve"> w szczeg</w:t>
-      </w:r>
-      <w:r>
-        <w:rPr>
-          <w:rFonts w:ascii="Arial" w:hAnsi="Arial" w:cs="Arial" w:eastAsia="Arial"/>
-          <w:color w:val="auto"/>
-          <w:spacing w:val="0"/>
-          <w:position w:val="0"/>
-          <w:sz w:val="20"/>
-          <w:shd w:fill="auto" w:val="clear"/>
-        </w:rPr>
-        <w:t xml:space="preserve">ólno</w:t>
+        <w:t xml:space="preserve"> w szczególno</w:t>
       </w:r>
       <w:r>
         <w:rPr>
@@ -1741,29 +1730,7 @@
           <w:sz w:val="20"/>
           <w:shd w:fill="auto" w:val="clear"/>
         </w:rPr>
-        <w:t xml:space="preserve">ń czy statystyk. Obecne rozwiązania nie oferują interaktywnych</w:t>
-      </w:r>
-      <w:r>
-        <w:rPr>
-          <w:rFonts w:ascii="Arial" w:hAnsi="Arial" w:cs="Arial" w:eastAsia="Arial"/>
-          <w:color w:val="auto"/>
-          <w:spacing w:val="0"/>
-          <w:position w:val="0"/>
-          <w:sz w:val="20"/>
-          <w:shd w:fill="auto" w:val="clear"/>
-        </w:rPr>
-        <w:t xml:space="preserve">, zestawie</w:t>
-      </w:r>
-      <w:r>
-        <w:rPr>
-          <w:rFonts w:ascii="Arial" w:hAnsi="Arial" w:cs="Arial" w:eastAsia="Arial"/>
-          <w:color w:val="auto"/>
-          <w:spacing w:val="0"/>
-          <w:position w:val="0"/>
-          <w:sz w:val="20"/>
-          <w:shd w:fill="auto" w:val="clear"/>
-        </w:rPr>
-        <w:t xml:space="preserve">ń ani personalizowanych paneli użytkownika.</w:t>
+        <w:t xml:space="preserve">ń czy statystyk. Obecne rozwiązania nie oferują interaktywnych, zestawień ani personalizowanych paneli użytkownika.</w:t>
       </w:r>
     </w:p>
     <w:p>
@@ -5741,19 +5708,7 @@
           <w:sz w:val="20"/>
           <w:shd w:fill="auto" w:val="clear"/>
         </w:rPr>
-        <w:t xml:space="preserve">10 os</w:t>
-      </w:r>
-      <w:r>
-        <w:rPr>
-          <w:rFonts w:ascii="Arial" w:hAnsi="Arial" w:cs="Arial" w:eastAsia="Arial"/>
-          <w:i/>
-          <w:color w:val="auto"/>
-          <w:spacing w:val="0"/>
-          <w:position w:val="0"/>
-          <w:sz w:val="20"/>
-          <w:shd w:fill="auto" w:val="clear"/>
-        </w:rPr>
-        <w:t xml:space="preserve">ób).</w:t>
+        <w:t xml:space="preserve">10 osób).</w:t>
       </w:r>
     </w:p>
     <w:p>
